--- a/content/working/website-working.docx
+++ b/content/working/website-working.docx
@@ -29,7 +29,7 @@
           <w:color w:val="606266"/>
           <w:sz w:val="18"/>
         </w:rPr>
-        <w:t>284 canonical text fields · document schema 1</w:t>
+        <w:t>286 canonical text fields · document schema 1</w:t>
       </w:r>
     </w:p>
     <w:tbl>
@@ -23440,6 +23440,200 @@
                     <w:sz w:val="20"/>
                   </w:rPr>
                   <w:t>JDE</w:t>
+                </w:r>
+              </w:sdtContent>
+            </w:sdt>
+          </w:p>
+        </w:tc>
+      </w:tr>
+      <w:tr>
+        <w:tc>
+          <w:tcPr>
+            <w:tcW w:type="dxa" w:w="2700"/>
+            <w:tcMar>
+              <w:top w:w="80" w:type="dxa"/>
+              <w:bottom w:w="80" w:type="dxa"/>
+              <w:start w:w="120" w:type="dxa"/>
+              <w:end w:w="120" w:type="dxa"/>
+            </w:tcMar>
+            <w:vAlign w:val="center"/>
+            <w:shd w:val="clear" w:color="auto" w:fill="C8B699"/>
+          </w:tcPr>
+          <w:p>
+            <w:pPr>
+              <w:spacing w:before="0" w:after="60" w:line="240" w:lineRule="auto"/>
+            </w:pPr>
+            <w:r>
+              <w:rPr>
+                <w:rFonts w:ascii="Calibri" w:hAnsi="Calibri"/>
+                <w:b/>
+                <w:i w:val="0"/>
+                <w:color w:val="1D1D21"/>
+                <w:sz w:val="18"/>
+              </w:rPr>
+              <w:t>Items 11</w:t>
+            </w:r>
+          </w:p>
+          <w:p>
+            <w:pPr>
+              <w:spacing w:before="0" w:after="60" w:line="252" w:lineRule="auto"/>
+            </w:pPr>
+            <w:r>
+              <w:rPr>
+                <w:rFonts w:ascii="Consolas" w:hAnsi="Consolas"/>
+                <w:b w:val="0"/>
+                <w:i w:val="0"/>
+                <w:color w:val="606266"/>
+                <w:sz w:val="13"/>
+              </w:rPr>
+              <w:t>content/details/facts.json : skills.data_automation[10]</w:t>
+            </w:r>
+          </w:p>
+          <w:p>
+            <w:pPr>
+              <w:spacing w:before="0" w:after="40" w:line="252" w:lineRule="auto"/>
+            </w:pPr>
+            <w:r>
+              <w:rPr>
+                <w:rFonts w:ascii="Consolas" w:hAnsi="Consolas"/>
+                <w:b w:val="0"/>
+                <w:i w:val="0"/>
+                <w:color w:val="525659"/>
+                <w:sz w:val="13"/>
+              </w:rPr>
+              <w:t>text.site.skill_item | Font "Manrope", "Arial", sans-serif | Size .86rem | Weight 400 | Style normal | Line 1.65 | Tracking normal | Transform none</w:t>
+            </w:r>
+          </w:p>
+        </w:tc>
+        <w:tc>
+          <w:tcPr>
+            <w:tcW w:type="dxa" w:w="6660"/>
+            <w:tcMar>
+              <w:top w:w="80" w:type="dxa"/>
+              <w:bottom w:w="80" w:type="dxa"/>
+              <w:start w:w="120" w:type="dxa"/>
+              <w:end w:w="120" w:type="dxa"/>
+            </w:tcMar>
+            <w:vAlign w:val="center"/>
+            <w:shd w:val="clear" w:color="auto" w:fill="E6E8EA"/>
+          </w:tcPr>
+          <w:p>
+            <w:pPr>
+              <w:spacing w:before="60" w:after="60" w:line="396" w:lineRule="auto"/>
+            </w:pPr>
+            <w:sdt>
+              <w:sdtPr>
+                <w:tag w:val="WEB_CCA36961B2FF295C1B8F"/>
+                <w:alias w:val="WEB_CCA36961B2FF295C1B8F"/>
+                <w:lock w:val="sdtLocked"/>
+              </w:sdtPr>
+              <w:sdtContent>
+                <w:r>
+                  <w:rPr>
+                    <w:rFonts w:ascii="Manrope" w:hAnsi="Manrope"/>
+                    <w:b w:val="0"/>
+                    <w:i w:val="0"/>
+                    <w:color w:val="606266"/>
+                    <w:sz w:val="20"/>
+                  </w:rPr>
+                  <w:t>Pinnacle IDMS</w:t>
+                </w:r>
+              </w:sdtContent>
+            </w:sdt>
+          </w:p>
+        </w:tc>
+      </w:tr>
+      <w:tr>
+        <w:tc>
+          <w:tcPr>
+            <w:tcW w:type="dxa" w:w="2700"/>
+            <w:tcMar>
+              <w:top w:w="80" w:type="dxa"/>
+              <w:bottom w:w="80" w:type="dxa"/>
+              <w:start w:w="120" w:type="dxa"/>
+              <w:end w:w="120" w:type="dxa"/>
+            </w:tcMar>
+            <w:vAlign w:val="center"/>
+            <w:shd w:val="clear" w:color="auto" w:fill="C8B699"/>
+          </w:tcPr>
+          <w:p>
+            <w:pPr>
+              <w:spacing w:before="0" w:after="60" w:line="240" w:lineRule="auto"/>
+            </w:pPr>
+            <w:r>
+              <w:rPr>
+                <w:rFonts w:ascii="Calibri" w:hAnsi="Calibri"/>
+                <w:b/>
+                <w:i w:val="0"/>
+                <w:color w:val="1D1D21"/>
+                <w:sz w:val="18"/>
+              </w:rPr>
+              <w:t>Items 12</w:t>
+            </w:r>
+          </w:p>
+          <w:p>
+            <w:pPr>
+              <w:spacing w:before="0" w:after="60" w:line="252" w:lineRule="auto"/>
+            </w:pPr>
+            <w:r>
+              <w:rPr>
+                <w:rFonts w:ascii="Consolas" w:hAnsi="Consolas"/>
+                <w:b w:val="0"/>
+                <w:i w:val="0"/>
+                <w:color w:val="606266"/>
+                <w:sz w:val="13"/>
+              </w:rPr>
+              <w:t>content/details/facts.json : skills.data_automation[11]</w:t>
+            </w:r>
+          </w:p>
+          <w:p>
+            <w:pPr>
+              <w:spacing w:before="0" w:after="40" w:line="252" w:lineRule="auto"/>
+            </w:pPr>
+            <w:r>
+              <w:rPr>
+                <w:rFonts w:ascii="Consolas" w:hAnsi="Consolas"/>
+                <w:b w:val="0"/>
+                <w:i w:val="0"/>
+                <w:color w:val="525659"/>
+                <w:sz w:val="13"/>
+              </w:rPr>
+              <w:t>text.site.skill_item | Font "Manrope", "Arial", sans-serif | Size .86rem | Weight 400 | Style normal | Line 1.65 | Tracking normal | Transform none</w:t>
+            </w:r>
+          </w:p>
+        </w:tc>
+        <w:tc>
+          <w:tcPr>
+            <w:tcW w:type="dxa" w:w="6660"/>
+            <w:tcMar>
+              <w:top w:w="80" w:type="dxa"/>
+              <w:bottom w:w="80" w:type="dxa"/>
+              <w:start w:w="120" w:type="dxa"/>
+              <w:end w:w="120" w:type="dxa"/>
+            </w:tcMar>
+            <w:vAlign w:val="center"/>
+            <w:shd w:val="clear" w:color="auto" w:fill="E6E8EA"/>
+          </w:tcPr>
+          <w:p>
+            <w:pPr>
+              <w:spacing w:before="60" w:after="60" w:line="396" w:lineRule="auto"/>
+            </w:pPr>
+            <w:sdt>
+              <w:sdtPr>
+                <w:tag w:val="WEB_5D1D81C01B2E14BB444D"/>
+                <w:alias w:val="WEB_5D1D81C01B2E14BB444D"/>
+                <w:lock w:val="sdtLocked"/>
+              </w:sdtPr>
+              <w:sdtContent>
+                <w:r>
+                  <w:rPr>
+                    <w:rFonts w:ascii="Manrope" w:hAnsi="Manrope"/>
+                    <w:b w:val="0"/>
+                    <w:i w:val="0"/>
+                    <w:color w:val="606266"/>
+                    <w:sz w:val="20"/>
+                  </w:rPr>
+                  <w:t>AVEVA Pi Systems</w:t>
                 </w:r>
               </w:sdtContent>
             </w:sdt>
